--- a/IRARAH_antwortet_2.docx
+++ b/IRARAH_antwortet_2.docx
@@ -351,7 +351,7 @@
     </w:p>
     <w:sdt>
       <w:sdtPr>
-        <w:id w:val="1731698409"/>
+        <w:id w:val="-185309424"/>
         <w:docPartObj>
           <w:docPartGallery w:val="Table of Contents"/>
           <w:docPartUnique w:val="1"/>
@@ -1049,7 +1049,7 @@
         <w:rPr>
           <w:rtl w:val="0"/>
         </w:rPr>
-        <w:t xml:space="preserve">Moretti zog sich vom Fenster zurück. *Das passt nicht zu Martina*, dachte er. *Sie ist immer so ordentlich.*</w:t>
+        <w:t xml:space="preserve">Moretti zog sich vom Fenster zurück. Das passt nicht zu Martina, dachte er. Sie ist immer so ordentlich.</w:t>
       </w:r>
     </w:p>
     <w:p>
@@ -1612,7 +1612,7 @@
         <w:rPr>
           <w:rtl w:val="0"/>
         </w:rPr>
-        <w:t xml:space="preserve">Doch die Behörden gaben nicht auf. Der Verdacht, dass die beiden Historikerinnen etwas entdeckt haben könnten, das nicht ans Tageslicht kommen sollte, war zu konkret. Bei einer erneuten Durchsuchung der Wohnung fanden sie eine Visitenkarte – *Michael Phillips, Professor an der Gregoriana, Rom*.</w:t>
+        <w:t xml:space="preserve">Doch die Behörden gaben nicht auf. Der Verdacht, dass die beiden Historikerinnen etwas entdeckt haben könnten, das nicht ans Tageslicht kommen sollte, war zu konkret. Bei einer erneuten Durchsuchung der Wohnung fanden sie eine Visitenkarte – Michael Phillips, Professor an der Gregoriana, Rom.</w:t>
       </w:r>
     </w:p>
     <w:p>
@@ -1716,7 +1716,7 @@
         <w:rPr>
           <w:rtl w:val="0"/>
         </w:rPr>
-        <w:t xml:space="preserve">Eine verschlüsselte Nachricht von ARS war eingetroffen: *„Die Eintragungen bei der Flugsicherung wurden gelöscht. Keine weiteren Spuren.“* Es war eine Erleichterung – aber flüchtig. Der Druck wuchs mit jeder Minute. Er wusste, dass der kleinste Fehler alles gefährden könnte.</w:t>
+        <w:t xml:space="preserve">Eine verschlüsselte Nachricht von ARS war eingetroffen: „Die Eintragungen bei der Flugsicherung wurden gelöscht. Keine weiteren Spuren.“ Es war eine Erleichterung – aber flüchtig. Der Druck wuchs mit jeder Minute. Er wusste, dass der kleinste Fehler alles gefährden könnte.</w:t>
       </w:r>
     </w:p>
     <w:p>
@@ -1967,7 +1967,7 @@
         <w:rPr>
           <w:rtl w:val="0"/>
         </w:rPr>
-        <w:t xml:space="preserve">Michael schüttelte den Kopf. „Nichts, was mir aufgefallen wäre.“ Aber in seinem Inneren kämpfte er. In diesem Moment summte das unsichtbare Interface von ARS leise in seinem Ohr: *„Sie überprüfen Flugzeugaufzeichnungen. Wir haben sie gelöscht. Bleib ruhig.“*</w:t>
+        <w:t xml:space="preserve">Michael schüttelte den Kopf. „Nichts, was mir aufgefallen wäre.“ Aber in seinem Inneren kämpfte er. In diesem Moment summte das unsichtbare Interface von ARS leise in seinem Ohr: „Sie überprüfen Flugzeugaufzeichnungen. Wir haben sie gelöscht. Bleib ruhig.“</w:t>
       </w:r>
     </w:p>
     <w:p>
@@ -2009,7 +2009,7 @@
         <w:rPr>
           <w:rtl w:val="0"/>
         </w:rPr>
-        <w:t xml:space="preserve">Michael spürte Schweiß auf seiner Stirn, aber er zwang sich zur Ruhe. ARS flüsterte: *„Wir haben die Überwachungsdaten bearbeitet. Sie werden keine Beweise finden.“*</w:t>
+        <w:t xml:space="preserve">Michael spürte Schweiß auf seiner Stirn, aber er zwang sich zur Ruhe. ARS flüsterte: „Wir haben die Überwachungsdaten bearbeitet. Sie werden keine Beweise finden.“</w:t>
       </w:r>
     </w:p>
     <w:p>
@@ -2587,7 +2587,7 @@
         <w:rPr>
           <w:rtl w:val="0"/>
         </w:rPr>
-        <w:t xml:space="preserve">Der Morgen war kühl und neblig, als Julia, Martina und Michaels Doppelgänger auf dem Campus der Universität Kassel ankamen. Ein bleierner Dunst lag über den Gebäuden, die angespannte Atmosphäre war fast greifbar. Der Tag begann nicht wie jeder andere, und das spürten sie bis in die Knochen. Bereits in der Ferne sahen sie die ersten Protestschilder, die in den trüben Himmel gereckt wurden: *„Gegen Faschismus und Wissenschaftsfeinde!“* und *„Weg mit dem Reaktionär!“* hallte es von einer Gruppe Demonstranten, die sich vor dem Hauptgebäude versammelt hatten.</w:t>
+        <w:t xml:space="preserve">Der Morgen war kühl und neblig, als Julia, Martina und Michaels Doppelgänger auf dem Campus der Universität Kassel ankamen. Ein bleierner Dunst lag über den Gebäuden, die angespannte Atmosphäre war fast greifbar. Der Tag begann nicht wie jeder andere, und das spürten sie bis in die Knochen. Bereits in der Ferne sahen sie die ersten Protestschilder, die in den trüben Himmel gereckt wurden: „Gegen Faschismus und Wissenschaftsfeinde!“ und „Weg mit dem Reaktionär!“ hallte es von einer Gruppe Demonstranten, die sich vor dem Hauptgebäude versammelt hatten.</w:t>
       </w:r>
     </w:p>
     <w:p>
@@ -3441,7 +3441,7 @@
         <w:rPr>
           <w:rtl w:val="0"/>
         </w:rPr>
-        <w:t xml:space="preserve">„Wir müssen die Sicherheit des Professors gewährleisten und die Verbindung zur Community stärken. Er ist ein Ziel geworden. Die Frage ist nicht, *ob* sie versuchen werden, ihn zu finden, sondern *wann*.“</w:t>
+        <w:t xml:space="preserve">„Wir müssen die Sicherheit des Professors gewährleisten und die Verbindung zur Community stärken. Er ist ein Ziel geworden. Die Frage ist nicht, ob sie versuchen werden, ihn zu finden, sondern wann.“</w:t>
       </w:r>
     </w:p>
     <w:p>
@@ -5316,7 +5316,7 @@
         <w:rPr>
           <w:rtl w:val="0"/>
         </w:rPr>
-        <w:t xml:space="preserve">Das Wort „Familie“ klang für Michael ungewohnt vertraut. Der Ausdruck im Gesicht des Doppelgängers schien für einen kurzen Moment eine tiefere Verbundenheit zu verraten. Michael erwiderte das Lächeln – während ihm ein Gedanke durch den Kopf schoss: *War es wirklich möglich, dass dieser junge Mann sein Sohn war?*</w:t>
+        <w:t xml:space="preserve">Das Wort „Familie“ klang für Michael ungewohnt vertraut. Der Ausdruck im Gesicht des Doppelgängers schien für einen kurzen Moment eine tiefere Verbundenheit zu verraten. Michael erwiderte das Lächeln – während ihm ein Gedanke durch den Kopf schoss: War es wirklich möglich, dass dieser junge Mann sein Sohn war?</w:t>
       </w:r>
     </w:p>
     <w:p>
